--- a/public/gallery/examples/data-analyst/es/resume.docx
+++ b/public/gallery/examples/data-analyst/es/resume.docx
@@ -66,7 +66,7 @@
         </w:rPr>
         <w:t xml:space="preserve">📧 </w:t>
       </w:r>
-      <w:hyperlink w:history="1" r:id="rIdersosn0yllrrhvedc79pb">
+      <w:hyperlink w:history="1" r:id="rIdhhxv-n3yen1x2sa8edeug">
         <w:r>
           <w:rPr>
             <w:sz w:val="18"/>
@@ -89,7 +89,7 @@
         </w:rPr>
         <w:t xml:space="preserve">🔗 </w:t>
       </w:r>
-      <w:hyperlink w:history="1" r:id="rIdctuiu-pgie417agnlbkyn">
+      <w:hyperlink w:history="1" r:id="rId2ra2qlgsk6sezz5eqwq1g">
         <w:r>
           <w:rPr>
             <w:sz w:val="18"/>
@@ -124,7 +124,7 @@
         <w:spacing w:after="200" w:line="276"/>
         <w:jc w:val="center"/>
       </w:pPr>
-      <w:hyperlink w:history="1" r:id="rIdxxjcyl64e-kahayqy61s8">
+      <w:hyperlink w:history="1" r:id="rIdklpbuctxkyomcnxbhhmph">
         <w:r>
           <w:rPr>
             <w:sz w:val="18"/>
@@ -140,7 +140,7 @@
         </w:rPr>
         <w:t xml:space="preserve"> • </w:t>
       </w:r>
-      <w:hyperlink w:history="1" r:id="rIdvxmvedycpv9sfwwnnoj02">
+      <w:hyperlink w:history="1" r:id="rIdcdxy7-ljh5rvxv8kklcpy">
         <w:r>
           <w:rPr>
             <w:sz w:val="18"/>
@@ -235,7 +235,7 @@
         </w:rPr>
         <w:t xml:space="preserve">	</w:t>
       </w:r>
-      <w:hyperlink w:history="1" r:id="rId6zbchq704crbgidov19ox">
+      <w:hyperlink w:history="1" r:id="rIdh2xgvzw1ijscw_nbiwx5t">
         <w:r>
           <w:rPr>
             <w:sz w:val="18"/>
@@ -398,7 +398,7 @@
         </w:rPr>
         <w:t xml:space="preserve">	</w:t>
       </w:r>
-      <w:hyperlink w:history="1" r:id="rIdlgriqemhpuoogl1_yfqvo">
+      <w:hyperlink w:history="1" r:id="rIdo_btfuxwhgchinc13jyu0">
         <w:r>
           <w:rPr>
             <w:sz w:val="18"/>
@@ -561,7 +561,7 @@
         </w:rPr>
         <w:t xml:space="preserve">	</w:t>
       </w:r>
-      <w:hyperlink w:history="1" r:id="rIda-0ofuv4vxgebqeb6p9si">
+      <w:hyperlink w:history="1" r:id="rIdxwskuhopt3kwqr9awmbst">
         <w:r>
           <w:rPr>
             <w:sz w:val="18"/>
@@ -1008,7 +1008,7 @@
         </w:rPr>
         <w:t xml:space="preserve">	</w:t>
       </w:r>
-      <w:hyperlink w:history="1" r:id="rIdm7721qp3kkyxzqg--xro_">
+      <w:hyperlink w:history="1" r:id="rIdq_v1jjqv904lixgglysrv">
         <w:r>
           <w:rPr>
             <w:sz w:val="18"/>
@@ -1074,7 +1074,7 @@
         </w:rPr>
         <w:t xml:space="preserve">	</w:t>
       </w:r>
-      <w:hyperlink w:history="1" r:id="rIdwxhqpyeoyeqpq6-weniwf">
+      <w:hyperlink w:history="1" r:id="rId4i-y7iyqf0dv9sphafbhz">
         <w:r>
           <w:rPr>
             <w:sz w:val="18"/>
@@ -1159,7 +1159,7 @@
         </w:rPr>
         <w:t xml:space="preserve">	</w:t>
       </w:r>
-      <w:hyperlink w:history="1" r:id="rIdkusrsewtmfvqmegfyg4tv">
+      <w:hyperlink w:history="1" r:id="rIdrozkf9way2yhjduv70rth">
         <w:r>
           <w:rPr>
             <w:sz w:val="18"/>
@@ -1404,7 +1404,7 @@
         </w:rPr>
         <w:t xml:space="preserve">	</w:t>
       </w:r>
-      <w:hyperlink w:history="1" r:id="rId2v7vjqoeh16pmhyeejxen">
+      <w:hyperlink w:history="1" r:id="rIdsqb-tcchidjoy32gk5rsk">
         <w:r>
           <w:rPr>
             <w:sz w:val="18"/>
